--- a/literature/lit_review.docx
+++ b/literature/lit_review.docx
@@ -85,38 +85,32 @@
           <w:numId w:val="1"/>
         </w:numPr>
       </w:pPr>
-      <w:proofErr w:type="gramStart"/>
-      <w:proofErr w:type="gramEnd"/>
-      <w:r>
-        <w:t xml:space="preserve">Even in the 9 of 15 communities classified as showing post-event “climate discussion,” local coverage explicitly linking the event to climate change was minimal (fewer than 5 articles in most cases) — closely echoes our own finding that ~55% of covered disasters have an Attribution Index of exactly 0 and category C (no causal claim) is the modal article code; good corroborating citation for the Discussion section.</w:t>
-      </w:r>
-    </w:p>
-    <w:p>
-      <w:pPr>
-        <w:pStyle w:val="font-claude-response-body"/>
-        <w:numPr>
-          <w:ilvl w:val="0"/>
-          <w:numId w:val="1"/>
-        </w:numPr>
-      </w:pPr>
-      <w:proofErr w:type="gramStart"/>
-      <w:proofErr w:type="gramEnd"/>
-      <w:r>
-        <w:t xml:space="preserve">Discussion was more likely in Democratic-leaning, highly-educated communities. The fsQCA's “scientific attribution” condition actually scores events on a three-tier confidence scale, not two: lowest confidence for extratropical cyclones, tornadoes, and mudslides; moderate for droughts/wildfires, extreme rainfall/flooding, tropical cyclones, and extreme snow/ice; and highest for extreme heat/cold events specifically. This finer-grained, confidence-based typology (different from our own seven NOAA disaster types) could help explain, or be explicitly contrasted with, why our own disaster-type dummies are not significant predictors of AttributionIndex_d.</w:t>
-      </w:r>
-    </w:p>
-    <w:p>
-      <w:pPr>
-        <w:pStyle w:val="font-claude-response-body"/>
-        <w:numPr>
-          <w:ilvl w:val="0"/>
-          <w:numId w:val="1"/>
-        </w:numPr>
-      </w:pPr>
-      <w:proofErr w:type="gramStart"/>
-      <w:proofErr w:type="gramEnd"/>
-      <w:r>
-        <w:t xml:space="preserve">Methodologically very different from ours: fuzzy-set Qualitative Comparative Analysis (fsQCA) on just 15 purposively-selected communities (4,610 local articles + 164 interviews + county secondary data) vs. our systematic article-level coding across 1,252 articles/209 disasters — useful explicit contrast for Related Literature (small-N contextual depth vs. large-N comparability).</w:t>
+      <w:r>
+        <w:t>Even in the 9 of 15 communities classified as showing post-event “climate discussion,” local coverage explicitly linking the event to climate change was minimal (fewer than 5 articles in most cases) — closely echoes our own finding that ~55% of covered disasters have an Attribution Index of exactly 0 and category C (no causal claim) is the modal article code; good corroborating citation for the Discussion section.</w:t>
+      </w:r>
+    </w:p>
+    <w:p>
+      <w:pPr>
+        <w:pStyle w:val="font-claude-response-body"/>
+        <w:numPr>
+          <w:ilvl w:val="0"/>
+          <w:numId w:val="1"/>
+        </w:numPr>
+      </w:pPr>
+      <w:r>
+        <w:t>Discussion was more likely in Democratic-leaning, highly-educated communities. The fsQCA's “scientific attribution” condition actually scores events on a three-tier confidence scale, not two: lowest confidence for extratropical cyclones, tornadoes, and mudslides; moderate for droughts/wildfires, extreme rainfall/flooding, tropical cyclones, and extreme snow/ice; and highest for extreme heat/cold events specifically. This finer-grained, confidence-based typology (different from our own seven NOAA disaster types) could help explain, or be explicitly contrasted with, why our own disaster-type dummies are not significant predictors of AttributionIndex_d.</w:t>
+      </w:r>
+    </w:p>
+    <w:p>
+      <w:pPr>
+        <w:pStyle w:val="font-claude-response-body"/>
+        <w:numPr>
+          <w:ilvl w:val="0"/>
+          <w:numId w:val="1"/>
+        </w:numPr>
+      </w:pPr>
+      <w:r>
+        <w:t>Methodologically very different from ours: fuzzy-set Qualitative Comparative Analysis (fsQCA) on just 15 purposively-selected communities (4,610 local articles + 164 interviews + county secondary data) vs. our systematic article-level coding across 1,252 articles/209 disasters — useful explicit contrast for Related Literature (small-N contextual depth vs. large-N comparability).</w:t>
       </w:r>
     </w:p>
     <w:p>
@@ -163,31 +157,35 @@
         </w:numPr>
       </w:pPr>
       <w:r>
-        <w:t xml:space="preserve">Using Wordfish (unsupervised text scaling) on 1985–2017 U.S. climate coverage, they find politicization (political actors overtaking scientists as sources) rose gradually from the 1990s, but polarization (divergence between Republican- and Democrat-associated language) was flat until a sharp, discrete jump in 2010–2011 that has persisted since — an almost exact match to our own pre-/post-2010 break in AttributionIndex_d (−0.105 pre-2010 vs. +0.057 post-2010, p&lt;0.001). Strong, specific citation for both Related Literature and Discussion as independent corroboration that 2010–2011 was a watershed moment in U.S. climate-news discourse generally, not just disaster attribution specifically.</w:t>
-      </w:r>
-    </w:p>
-    <w:p>
-      <w:pPr>
-        <w:pStyle w:val="font-claude-response-body"/>
-        <w:numPr>
-          <w:ilvl w:val="0"/>
-          <w:numId w:val="1"/>
-        </w:numPr>
-      </w:pPr>
-      <w:r>
-        <w:t xml:space="preserve">Their DV is discourse polarization (whose language/which actors), not causal-attribution framing — conceptually distinct from our AttributionIndex_d even though both move at the same time; worth flagging this distinction explicitly in Related Literature so our contribution (article-level causal-attribution coding) reads as genuinely different, not duplicative.</w:t>
-      </w:r>
-    </w:p>
-    <w:p>
-      <w:pPr>
-        <w:pStyle w:val="font-claude-response-body"/>
-        <w:numPr>
-          <w:ilvl w:val="0"/>
-          <w:numId w:val="1"/>
-        </w:numPr>
-      </w:pPr>
-      <w:r>
-        <w:t xml:space="preserve">Useful Introduction fact: political actors are mentioned in climate articles at least once per article since the 2000s, outnumbering scientists since 2006 — supports a general motivating claim that climate coverage has become more politically inflected over time, ahead of/alongside our own attribution-framing trend.</w:t>
+        <w:t>Using Wordfish (unsupervised text scaling) on 1985–2017 U.S. climate coverage, they find politicization (political actors overtaking scientists as sources) rose gradually from the 1990s, but polarization (divergence between Republican- and Democrat-associated language) was flat until a sharp, discrete jump in 2010–2011 that has persisted since — an almost exact match to our own pre-/post-2010 break in AttributionIndex_d (−0.105 pre-2010 vs. +0.057 post-2010, p&lt;0.001). Strong, specific citation for both Related Literature and Discussion as independent corroboration that 2010–2011 was a watershed moment in U.S. climate-news discourse generally, not just disaster attribution specifically.</w:t>
+      </w:r>
+    </w:p>
+    <w:p>
+      <w:pPr>
+        <w:pStyle w:val="font-claude-response-body"/>
+        <w:numPr>
+          <w:ilvl w:val="0"/>
+          <w:numId w:val="1"/>
+        </w:numPr>
+      </w:pPr>
+      <w:r>
+        <w:t xml:space="preserve">Their DV is discourse polarization (whose language/which actors), not causal-attribution framing — conceptually distinct from our AttributionIndex_d even though both move at the same time; worth flagging this distinction explicitly in Related Literature so our </w:t>
+      </w:r>
+      <w:r>
+        <w:lastRenderedPageBreak/>
+        <w:t>contribution (article-level causal-attribution coding) reads as genuinely different, not duplicative.</w:t>
+      </w:r>
+    </w:p>
+    <w:p>
+      <w:pPr>
+        <w:pStyle w:val="font-claude-response-body"/>
+        <w:numPr>
+          <w:ilvl w:val="0"/>
+          <w:numId w:val="1"/>
+        </w:numPr>
+      </w:pPr>
+      <w:r>
+        <w:t>Useful Introduction fact: political actors are mentioned in climate articles at least once per article since the 2000s, outnumbering scientists since 2006 — supports a general motivating claim that climate coverage has become more politically inflected over time, ahead of/alongside our own attribution-framing trend.</w:t>
       </w:r>
     </w:p>
     <w:p>
@@ -228,31 +226,31 @@
         </w:numPr>
       </w:pPr>
       <w:r>
-        <w:t xml:space="preserve">Key null result, directly relevant to our Discussion: using national-level quarterly time series (2001–2014), extreme weather events do NOT significantly increase public concern about climate change among either Democrats or Republicans — a useful companion to our own finding that disaster type/severity don't predict attribution framing in coverage; both papers suggest the disaster event itself matters less than other factors (media partisanship, time/era).</w:t>
-      </w:r>
-    </w:p>
-    <w:p>
-      <w:pPr>
-        <w:pStyle w:val="font-claude-response-body"/>
-        <w:numPr>
-          <w:ilvl w:val="0"/>
-          <w:numId w:val="1"/>
-        </w:numPr>
-      </w:pPr>
-      <w:r>
-        <w:t xml:space="preserve">They find partisan media reinforces existing views (“echo chamber”) and triggers a “boomerang” effect — Republicans shown liberal-media climate frames become LESS concerned — a candidate interpretive mechanism for our finding that more right-leaning outlets show systematically lower attribution scores: consistent with an audience-driven editorial stance that reinforces itself rather than informs.</w:t>
-      </w:r>
-    </w:p>
-    <w:p>
-      <w:pPr>
-        <w:pStyle w:val="font-claude-response-body"/>
-        <w:numPr>
-          <w:ilvl w:val="0"/>
-          <w:numId w:val="1"/>
-        </w:numPr>
-      </w:pPr>
-      <w:r>
-        <w:t xml:space="preserve">Unit of analysis is aggregate national opinion polling regressed on media-coverage volume and weather-event counts, not article-level content coding — contrast for Related Literature on both unit of analysis and the causal direction tested (events/media → opinion, vs. our outlet characteristics → article content).</w:t>
+        <w:t>Key null result, directly relevant to our Discussion: using national-level quarterly time series (2001–2014), extreme weather events do NOT significantly increase public concern about climate change among either Democrats or Republicans — a useful companion to our own finding that disaster type/severity don't predict attribution framing in coverage; both papers suggest the disaster event itself matters less than other factors (media partisanship, time/era).</w:t>
+      </w:r>
+    </w:p>
+    <w:p>
+      <w:pPr>
+        <w:pStyle w:val="font-claude-response-body"/>
+        <w:numPr>
+          <w:ilvl w:val="0"/>
+          <w:numId w:val="1"/>
+        </w:numPr>
+      </w:pPr>
+      <w:r>
+        <w:t>They find partisan media reinforces existing views (“echo chamber”) and triggers a “boomerang” effect — Republicans shown liberal-media climate frames become LESS concerned — a candidate interpretive mechanism for our finding that more right-leaning outlets show systematically lower attribution scores: consistent with an audience-driven editorial stance that reinforces itself rather than informs.</w:t>
+      </w:r>
+    </w:p>
+    <w:p>
+      <w:pPr>
+        <w:pStyle w:val="font-claude-response-body"/>
+        <w:numPr>
+          <w:ilvl w:val="0"/>
+          <w:numId w:val="1"/>
+        </w:numPr>
+      </w:pPr>
+      <w:r>
+        <w:t>Unit of analysis is aggregate national opinion polling regressed on media-coverage volume and weather-event counts, not article-level content coding — contrast for Related Literature on both unit of analysis and the causal direction tested (events/media → opinion, vs. our outlet characteristics → article content).</w:t>
       </w:r>
     </w:p>
     <w:p>
@@ -293,31 +291,32 @@
         </w:numPr>
       </w:pPr>
       <w:r>
-        <w:t xml:space="preserve">Key finding (preregistered two-wave survey experiment, ~9,000 respondents): when a politician explicitly links a disaster (2020 Western wildfires) to climate change, Republican respondents rate that politician as LESS capable of handling future disasters and become LESS supportive of protective policy — a “backfire effect.” Directly useful for Discussion as a candidate explanation for why right-leaning outlets in our data show lower attribution scores: if audiences punish attribution language, outlets serving more conservative readers face a market incentive to avoid it (echoes Gentzkow &amp; Shapiro's demand-side mechanism below).</w:t>
-      </w:r>
-    </w:p>
-    <w:p>
-      <w:pPr>
-        <w:pStyle w:val="font-claude-response-body"/>
-        <w:numPr>
-          <w:ilvl w:val="0"/>
-          <w:numId w:val="1"/>
-        </w:numPr>
-      </w:pPr>
-      <w:r>
-        <w:t xml:space="preserve">Via Congressional press-release content analysis, they also document a slight increase over time in politicians' willingness to mention climate change alongside disasters — an independent corroboration of an over-time upward trend in attribution language, parallel to our year-trend finding, at the political-elite level rather than the media level.</w:t>
-      </w:r>
-    </w:p>
-    <w:p>
-      <w:pPr>
-        <w:pStyle w:val="font-claude-response-body"/>
-        <w:numPr>
-          <w:ilvl w:val="0"/>
-          <w:numId w:val="1"/>
-        </w:numPr>
-      </w:pPr>
-      <w:r>
-        <w:t xml:space="preserve">Good Introduction framing language: growing scientific certainty linking disasters to climate change has created pressure on politicians (and, by extension, outlets) to acknowledge the connection — motivates why studying the media as the intermediary between disasters and public/political discourse matters.</w:t>
+        <w:t>Key finding (preregistered two-wave survey experiment, ~9,000 respondents): when a politician explicitly links a disaster (2020 Western wildfires) to climate change, Republican respondents rate that politician as LESS capable of handling future disasters and become LESS supportive of protective policy — a “backfire effect.” Directly useful for Discussion as a candidate explanation for why right-leaning outlets in our data show lower attribution scores: if audiences punish attribution language, outlets serving more conservative readers face a market incentive to avoid it (echoes Gentzkow &amp; Shapiro's demand-side mechanism below).</w:t>
+      </w:r>
+    </w:p>
+    <w:p>
+      <w:pPr>
+        <w:pStyle w:val="font-claude-response-body"/>
+        <w:numPr>
+          <w:ilvl w:val="0"/>
+          <w:numId w:val="1"/>
+        </w:numPr>
+      </w:pPr>
+      <w:r>
+        <w:t>Via Congressional press-release content analysis, they also document a slight increase over time in politicians' willingness to mention climate change alongside disasters — an independent corroboration of an over-time upward trend in attribution language, parallel to our year-trend finding, at the political-elite level rather than the media level.</w:t>
+      </w:r>
+    </w:p>
+    <w:p>
+      <w:pPr>
+        <w:pStyle w:val="font-claude-response-body"/>
+        <w:numPr>
+          <w:ilvl w:val="0"/>
+          <w:numId w:val="1"/>
+        </w:numPr>
+      </w:pPr>
+      <w:r>
+        <w:lastRenderedPageBreak/>
+        <w:t>Good Introduction framing language: growing scientific certainty linking disasters to climate change has created pressure on politicians (and, by extension, outlets) to acknowledge the connection — motivates why studying the media as the intermediary between disasters and public/political discourse matters.</w:t>
       </w:r>
     </w:p>
     <w:p>
@@ -369,31 +368,31 @@
         </w:numPr>
       </w:pPr>
       <w:r>
-        <w:t xml:space="preserve">Key finding: flood insurance take-up spikes ~9% the year after a flood, then decays to baseline within ~9 years; critically, residents in NON-flooded communities in the SAME television media market increase take-up at one-third the rate of directly-flooded communities — demonstrates media market itself (not just personal/objective risk) is an independent channel shaping risk-relevant behavior. Probably the single best precedent for our paper's core premise that media/outlet characteristics matter independently of the underlying disaster; strong citation for the Introduction and Discussion.</w:t>
-      </w:r>
-    </w:p>
-    <w:p>
-      <w:pPr>
-        <w:pStyle w:val="font-claude-response-body"/>
-        <w:numPr>
-          <w:ilvl w:val="0"/>
-          <w:numId w:val="1"/>
-        </w:numPr>
-      </w:pPr>
-      <w:r>
-        <w:t xml:space="preserve">Take-up response is similar after high-cost and low-cost floods — households don't appear to use a new flood to learn about flood severity per se, just occurrence — an interesting parallel to our own null finding that disaster cost/severity doesn't predict attribution framing; both papers find “how bad” matters less than expected relative to “did attention happen / what kind of event.”</w:t>
-      </w:r>
-    </w:p>
-    <w:p>
-      <w:pPr>
-        <w:pStyle w:val="font-claude-response-body"/>
-        <w:numPr>
-          <w:ilvl w:val="0"/>
-          <w:numId w:val="1"/>
-        </w:numPr>
-      </w:pPr>
-      <w:r>
-        <w:t xml:space="preserve">Use as the anchor citation for the economics-of-disasters paragraph in Related Literature: establishes media market as a salience channel, motivating why outlet characteristics (not just objective disaster characteristics) deserve first-order treatment in our design.</w:t>
+        <w:t>Key finding: flood insurance take-up spikes ~9% the year after a flood, then decays to baseline within ~9 years; critically, residents in NON-flooded communities in the SAME television media market increase take-up at one-third the rate of directly-flooded communities — demonstrates media market itself (not just personal/objective risk) is an independent channel shaping risk-relevant behavior. Probably the single best precedent for our paper's core premise that media/outlet characteristics matter independently of the underlying disaster; strong citation for the Introduction and Discussion.</w:t>
+      </w:r>
+    </w:p>
+    <w:p>
+      <w:pPr>
+        <w:pStyle w:val="font-claude-response-body"/>
+        <w:numPr>
+          <w:ilvl w:val="0"/>
+          <w:numId w:val="1"/>
+        </w:numPr>
+      </w:pPr>
+      <w:r>
+        <w:t>Take-up response is similar after high-cost and low-cost floods — households don't appear to use a new flood to learn about flood severity per se, just occurrence — an interesting parallel to our own null finding that disaster cost/severity doesn't predict attribution framing; both papers find “how bad” matters less than expected relative to “did attention happen / what kind of event.”</w:t>
+      </w:r>
+    </w:p>
+    <w:p>
+      <w:pPr>
+        <w:pStyle w:val="font-claude-response-body"/>
+        <w:numPr>
+          <w:ilvl w:val="0"/>
+          <w:numId w:val="1"/>
+        </w:numPr>
+      </w:pPr>
+      <w:r>
+        <w:t>Use as the anchor citation for the economics-of-disasters paragraph in Related Literature: establishes media market as a salience channel, motivating why outlet characteristics (not just objective disaster characteristics) deserve first-order treatment in our design.</w:t>
       </w:r>
     </w:p>
     <w:p>
@@ -447,19 +446,19 @@
         </w:numPr>
       </w:pPr>
       <w:r>
-        <w:t xml:space="preserve">Key finding: severe disasters increase county out-migration by 1.5pp and lower housing prices/rents 2.5–5%; disasters conveying more information about FUTURE risk increase out-migration more — a salience/information mechanism complementary to Gallagher above. Also documents a clear acceleration in disaster frequency since the 1990s, consistent with our own sample's growth pattern.</w:t>
-      </w:r>
-    </w:p>
-    <w:p>
-      <w:pPr>
-        <w:pStyle w:val="font-claude-response-body"/>
-        <w:numPr>
-          <w:ilvl w:val="0"/>
-          <w:numId w:val="1"/>
-        </w:numPr>
-      </w:pPr>
-      <w:r>
-        <w:t xml:space="preserve">Not about media at all (pure migration/housing economics) — use as a general disaster-economics anchor citation in Related Literature/Introduction rather than a close methodological comparison; establishes disasters have real, measurable local economic consequences, motivating why how they're publicly framed/attributed matters beyond pure scientific interest.</w:t>
+        <w:t>Key finding: severe disasters increase county out-migration by 1.5pp and lower housing prices/rents 2.5–5%; disasters conveying more information about FUTURE risk increase out-migration more — a salience/information mechanism complementary to Gallagher above. Also documents a clear acceleration in disaster frequency since the 1990s, consistent with our own sample's growth pattern.</w:t>
+      </w:r>
+    </w:p>
+    <w:p>
+      <w:pPr>
+        <w:pStyle w:val="font-claude-response-body"/>
+        <w:numPr>
+          <w:ilvl w:val="0"/>
+          <w:numId w:val="1"/>
+        </w:numPr>
+      </w:pPr>
+      <w:r>
+        <w:t>Not about media at all (pure migration/housing economics) — use as a general disaster-economics anchor citation in Related Literature/Introduction rather than a close methodological comparison; establishes disasters have real, measurable local economic consequences, motivating why how they're publicly framed/attributed matters beyond pure scientific interest.</w:t>
       </w:r>
     </w:p>
     <w:p>
@@ -468,6 +467,7 @@
       </w:pPr>
       <w:proofErr w:type="spellStart"/>
       <w:r>
+        <w:lastRenderedPageBreak/>
         <w:t>Magontier</w:t>
       </w:r>
       <w:proofErr w:type="spellEnd"/>
@@ -484,7 +484,6 @@
         </w:numPr>
       </w:pPr>
       <w:r>
-        <w:lastRenderedPageBreak/>
         <w:t xml:space="preserve">Media coverage volume → policy response; complements your </w:t>
       </w:r>
       <m:oMath>
@@ -554,7 +553,7 @@
         </m:sSub>
       </m:oMath>
       <w:r>
-        <w:t xml:space="preserve">Key finding: a one-SD increase in newspaper coverage of a storm increases subsequent FEMA mitigation-grant projects in that ZIP code by 54%; with low coverage, disaster-hit jurisdictions undertake essentially no mitigation — directly parallel to our own coverage-volume (N_d) finding (more coverage associated with a higher Attribution Index). Both papers find media coverage VOLUME itself has real downstream consequences (policy response in his case, framing in ours) — strong citation for Discussion when interpreting the N_d result.</w:t>
+        <w:t>Key finding: a one-SD increase in newspaper coverage of a storm increases subsequent FEMA mitigation-grant projects in that ZIP code by 54%; with low coverage, disaster-hit jurisdictions undertake essentially no mitigation — directly parallel to our own coverage-volume (N_d) finding (more coverage associated with a higher Attribution Index). Both papers find media coverage VOLUME itself has real downstream consequences (policy response in his case, framing in ours) — strong citation for Discussion when interpreting the N_d result.</w:t>
       </w:r>
     </w:p>
     <w:p>
@@ -593,7 +592,7 @@
         </m:sSub>
       </m:oMath>
       <w:r>
-        <w:t xml:space="preserve">Frames this as a risk-disclosure/risk-signaling trade-off: local governments avoid revealing latent risk to uninformed property investors unless media coverage has already revealed it — a useful conceptual parallel to Hai &amp; Perlman's backfire-effect finding (officials/outlets facing incentives to avoid revealing unflattering or politically costly information).</w:t>
+        <w:t>Frames this as a risk-disclosure/risk-signaling trade-off: local governments avoid revealing latent risk to uninformed property investors unless media coverage has already revealed it — a useful conceptual parallel to Hai &amp; Perlman's backfire-effect finding (officials/outlets facing incentives to avoid revealing unflattering or politically costly information).</w:t>
       </w:r>
     </w:p>
     <w:p>
@@ -632,7 +631,7 @@
         </m:sSub>
       </m:oMath>
       <w:r>
-        <w:t xml:space="preserve">Caveat: unpublished/non-peer-reviewed IEB working paper — cite with appropriate hedging (“a working paper finds...”) rather than as a settled, peer-reviewed fact.</w:t>
+        <w:t>Caveat: unpublished/non-peer-reviewed IEB working paper — cite with appropriate hedging (“a working paper finds...”) rather than as a settled, peer-reviewed fact.</w:t>
       </w:r>
     </w:p>
     <w:p>
@@ -674,43 +673,51 @@
         </w:numPr>
       </w:pPr>
       <w:r>
-        <w:t>You already cite this informally (the slant-index discussion earlier in our conversation) — should be a formal citation given how central it is to your outlet-lean framework.</w:t>
-      </w:r>
-    </w:p>
-    <w:p>
-      <w:pPr>
-        <w:pStyle w:val="font-claude-response-body"/>
-        <w:numPr>
-          <w:ilvl w:val="0"/>
-          <w:numId w:val="1"/>
-        </w:numPr>
-      </w:pPr>
-      <w:r>
-        <w:t xml:space="preserve">Key finding: ~20% of cross-outlet variation in their text-based partisan-slant index is explained by reader/demand-side preferences (outlets responding to audience ideology); owner identity explains far less. Directly relevant for Discussion when interpreting why outlet political lean predicts attribution framing in our data: consistent with a demand-driven (not ownership-driven) explanation for editorial choices on climate framing.</w:t>
-      </w:r>
-    </w:p>
-    <w:p>
-      <w:pPr>
-        <w:pStyle w:val="font-claude-response-body"/>
-        <w:numPr>
-          <w:ilvl w:val="0"/>
-          <w:numId w:val="1"/>
-        </w:numPr>
-      </w:pPr>
-      <w:r>
-        <w:t xml:space="preserve">Methodological contrast for Related Literature/Methods: they construct slant FROM THE TEXT ITSELF (frequency of phrases used by congressional R's vs. D's in a newspaper's own coverage); we instead import third-party, pre-existing political-lean RATINGS (AllSides, Ad Fontes) joined by domain — worth explicitly noting as a deliberate choice with trade-offs (no circularity vs. only 33 of 135 domains in our sample being individually rated).</w:t>
-      </w:r>
-    </w:p>
-    <w:p>
-      <w:pPr>
-        <w:pStyle w:val="font-claude-response-body"/>
-        <w:numPr>
-          <w:ilvl w:val="0"/>
-          <w:numId w:val="1"/>
-        </w:numPr>
-      </w:pPr>
-      <w:r>
-        <w:t xml:space="preserve">Historical/foundational citation: the canonical demonstration that media political orientation can be measured quantitatively and systematically from text — cite early as the intellectual basis for treating “outlet lean” as a measurable variable at all.</w:t>
+        <w:t>Key finding: ~20% of cross-outlet variation in their text-based partisan-slant index is explained by reader/demand-side preferences (outlets responding to audience ideology); owner identity explains far less. Directly relevant for Discussion when interpreting why outlet political lean predicts attribution framing in our data: consistent with a demand-driven (not ownership-driven) explanation for editorial choices on climate framing.</w:t>
+      </w:r>
+    </w:p>
+    <w:p>
+      <w:pPr>
+        <w:pStyle w:val="font-claude-response-body"/>
+        <w:numPr>
+          <w:ilvl w:val="0"/>
+          <w:numId w:val="1"/>
+        </w:numPr>
+      </w:pPr>
+      <w:r>
+        <w:t xml:space="preserve">Methodological contrast for Related Literature/Methods: they construct slant </w:t>
+      </w:r>
+      <w:r>
+        <w:t>from the text itself</w:t>
+      </w:r>
+      <w:r>
+        <w:t xml:space="preserve"> (frequency of phrases used by congressional R's vs. D's in a newspaper's own coverage); we instead import third-party, pre-existing political-lean </w:t>
+      </w:r>
+      <w:r>
+        <w:t>ratings</w:t>
+      </w:r>
+      <w:r>
+        <w:t xml:space="preserve"> (</w:t>
+      </w:r>
+      <w:proofErr w:type="spellStart"/>
+      <w:r>
+        <w:t>AllSides</w:t>
+      </w:r>
+      <w:proofErr w:type="spellEnd"/>
+      <w:r>
+        <w:t>, Ad Fontes) joined by domain — worth explicitly noting as a deliberate choice with trade-offs (no circularity vs. only 33 of 135 domains in our sample being individually rated).</w:t>
+      </w:r>
+    </w:p>
+    <w:p>
+      <w:pPr>
+        <w:pStyle w:val="font-claude-response-body"/>
+        <w:numPr>
+          <w:ilvl w:val="0"/>
+          <w:numId w:val="1"/>
+        </w:numPr>
+      </w:pPr>
+      <w:r>
+        <w:t>Historical/foundational citation: the canonical demonstration that media political orientation can be measured quantitatively and systematically from text — cite early as the intellectual basis for treating “outlet lean” as a measurable variable at all.</w:t>
       </w:r>
     </w:p>
     <w:p>
@@ -739,43 +746,53 @@
         </w:numPr>
       </w:pPr>
       <w:r>
-        <w:t>The standard methods citation for any text-as-data economics paper — almost obligatory for your Methods section.</w:t>
-      </w:r>
-    </w:p>
-    <w:p>
-      <w:pPr>
-        <w:pStyle w:val="font-claude-response-body"/>
-        <w:numPr>
-          <w:ilvl w:val="0"/>
-          <w:numId w:val="1"/>
-        </w:numPr>
-      </w:pPr>
-      <w:r>
-        <w:t xml:space="preserve">Provides the standard three-step text-as-data framework: (1) represent raw text as a numerical array, (2) map that array to predicted values of an unknown outcome, (3) use those predicted values in further descriptive/causal analysis. Our pipeline maps onto this exactly — (1) full article text, (2) LLM-predicted Relevance/Attribution category and score, (3) aggregation into AttributionIndex_d and the Stage 3 regressions. Use this framing explicitly in the Methods section to situate the LLM-coding approach within an established taxonomy.</w:t>
-      </w:r>
-    </w:p>
-    <w:p>
-      <w:pPr>
-        <w:pStyle w:val="font-claude-response-body"/>
-        <w:numPr>
-          <w:ilvl w:val="0"/>
-          <w:numId w:val="1"/>
-        </w:numPr>
-      </w:pPr>
-      <w:r>
-        <w:t xml:space="preserve">They note most applications to date rely on ad hoc dictionary methods or penalized regression, with prediction (not interpreting the mapping itself) usually the goal; published in 2019, before the LLM-as-classifier wave. Worth flagging in Discussion/Conclusion as a methodological contribution of our paper: using an LLM with a detailed codebook (closer to a sophisticated classifier than either dictionary or classic ML methods) for causal-attribution classification specifically.</w:t>
-      </w:r>
-    </w:p>
-    <w:p>
-      <w:pPr>
-        <w:pStyle w:val="font-claude-response-body"/>
-        <w:numPr>
-          <w:ilvl w:val="0"/>
-          <w:numId w:val="1"/>
-        </w:numPr>
-      </w:pPr>
-      <w:r>
-        <w:t xml:space="preserve">Obligatory general methods citation — cite early in the Methods section whenever describing the LLM-coding pipeline as a text-as-data application.</w:t>
+        <w:t>The standard methods citation for any text-as-data economics paper</w:t>
+      </w:r>
+    </w:p>
+    <w:p>
+      <w:pPr>
+        <w:pStyle w:val="font-claude-response-body"/>
+        <w:numPr>
+          <w:ilvl w:val="0"/>
+          <w:numId w:val="1"/>
+        </w:numPr>
+      </w:pPr>
+      <w:r>
+        <w:t xml:space="preserve">Provides the standard three-step text-as-data framework: (1) represent raw text as a numerical array, (2) map that array to predicted values of an unknown outcome, (3) use those predicted values in further descriptive/causal analysis. </w:t>
+      </w:r>
+      <w:r>
+        <w:t xml:space="preserve">My </w:t>
+      </w:r>
+      <w:r>
+        <w:t xml:space="preserve">pipeline maps onto </w:t>
+      </w:r>
+      <w:r>
+        <w:lastRenderedPageBreak/>
+        <w:t>this— (1) full article text, (2) LLM-predicted Relevance/Attribution category and score, (3) aggregation into AttributionIndex_d and the Stage 3 regressions. Use this framing explicitly in Methods section to situate LLM-coding approach within an established taxonomy.</w:t>
+      </w:r>
+    </w:p>
+    <w:p>
+      <w:pPr>
+        <w:pStyle w:val="font-claude-response-body"/>
+        <w:numPr>
+          <w:ilvl w:val="0"/>
+          <w:numId w:val="1"/>
+        </w:numPr>
+      </w:pPr>
+      <w:r>
+        <w:t>They note most applications to date rely on ad hoc dictionary methods or penalized regression, with prediction (not interpreting the mapping itself) usually the goal; published in 2019, before the LLM-as-classifier wave. Worth flagging in Discussion/Conclusion as a methodological contribution of our paper: using an LLM with a detailed codebook (closer to a sophisticated classifier than either dictionary or classic ML methods) for causal-attribution classification specifically.</w:t>
+      </w:r>
+    </w:p>
+    <w:p>
+      <w:pPr>
+        <w:pStyle w:val="font-claude-response-body"/>
+        <w:numPr>
+          <w:ilvl w:val="0"/>
+          <w:numId w:val="1"/>
+        </w:numPr>
+      </w:pPr>
+      <w:r>
+        <w:t>Obligatory general methods citation — cite early in the Methods section whenever describing the LLM-coding pipeline as a text-as-data application.</w:t>
       </w:r>
     </w:p>
     <w:p>
@@ -833,31 +850,31 @@
         </w:numPr>
       </w:pPr>
       <w:r>
-        <w:t xml:space="preserve">Key finding (Germany, 1980–2009 panel, difference-in-differences): local newspaper exits increase electoral polarization; the mechanism is that consumers substitute local news with NATIONAL TABLOID news after a local outlet closes. Directly relevant candidate explanation for our own finding (Section K.9) that the outlet-lean effect on attribution framing is concentrated in national outlets and not detectable among local-only articles — consistent with local-news audiences being less politically sorted to begin with.</w:t>
-      </w:r>
-    </w:p>
-    <w:p>
-      <w:pPr>
-        <w:pStyle w:val="font-claude-response-body"/>
-        <w:numPr>
-          <w:ilvl w:val="0"/>
-          <w:numId w:val="1"/>
-        </w:numPr>
-      </w:pPr>
-      <w:r>
-        <w:t xml:space="preserve">Confirms the mechanism extends beyond the U.S. (German multiparty context) — useful for Introduction/Related Literature to note that “national outlets substituting for local coverage, increasing polarization” is not US-specific or two-party-specific, strengthening the generalizability of citing it as an explanation for our national-vs-local result.</w:t>
-      </w:r>
-    </w:p>
-    <w:p>
-      <w:pPr>
-        <w:pStyle w:val="font-claude-response-body"/>
-        <w:numPr>
-          <w:ilvl w:val="0"/>
-          <w:numId w:val="1"/>
-        </w:numPr>
-      </w:pPr>
-      <w:r>
-        <w:t xml:space="preserve">Use as the key empirical anchor for Related Literature's political-economy/local-media paragraph: establishes that the national/local divide matters for political content and polarization broadly; we extend this to climate-attribution framing specifically as a new domain.</w:t>
+        <w:t>Key finding (Germany, 1980–2009 panel, difference-in-differences): local newspaper exits increase electoral polarization; the mechanism is that consumers substitute local news with NATIONAL TABLOID news after a local outlet closes. Directly relevant candidate explanation for our own finding (Section K.9) that the outlet-lean effect on attribution framing is concentrated in national outlets and not detectable among local-only articles — consistent with local-news audiences being less politically sorted to begin with.</w:t>
+      </w:r>
+    </w:p>
+    <w:p>
+      <w:pPr>
+        <w:pStyle w:val="font-claude-response-body"/>
+        <w:numPr>
+          <w:ilvl w:val="0"/>
+          <w:numId w:val="1"/>
+        </w:numPr>
+      </w:pPr>
+      <w:r>
+        <w:t>Confirms the mechanism extends beyond the U.S. (German multiparty context) — useful for Introduction/Related Literature to note that “national outlets substituting for local coverage, increasing polarization” is not US-specific or two-party-specific, strengthening the generalizability of citing it as an explanation for our national-vs-local result.</w:t>
+      </w:r>
+    </w:p>
+    <w:p>
+      <w:pPr>
+        <w:pStyle w:val="font-claude-response-body"/>
+        <w:numPr>
+          <w:ilvl w:val="0"/>
+          <w:numId w:val="1"/>
+        </w:numPr>
+      </w:pPr>
+      <w:r>
+        <w:t>Use as the key empirical anchor for Related Literature's political-economy/local-media paragraph: establishes that the national/local divide matters for political content and polarization broadly; we extend this to climate-attribution framing specifically as a new domain.</w:t>
       </w:r>
     </w:p>
     <w:p>
@@ -898,31 +915,35 @@
         </w:numPr>
       </w:pPr>
       <w:r>
-        <w:t xml:space="preserve">Key finding: each 3.1°F that local temperature in the past week exceeds normal is associated with a 1 percentage-point increase in the probability of agreeing there is “solid evidence” of global warming; effect is short-lived (essentially gone beyond ~12 days) and largest among the least educated and those with weaker partisan attachment. A demand-side complement to our supply-side (outlet) finding — local conditions shape audience beliefs in the short run, a plausible micro-foundation for why local outlets might also be responsive to locally-salient weather framing, though they study individual beliefs, not media content.</w:t>
-      </w:r>
-    </w:p>
-    <w:p>
-      <w:pPr>
-        <w:pStyle w:val="font-claude-response-body"/>
-        <w:numPr>
-          <w:ilvl w:val="0"/>
-          <w:numId w:val="1"/>
-        </w:numPr>
-      </w:pPr>
-      <w:r>
-        <w:t xml:space="preserve">Methodological precedent worth noting for Discussion/Conclusion limitations: they exploit quasi-random local weather variation to avoid the standard self-report/selection problems in studying experience-to-attitude links, a cleaner identification strategy than our own largely correlational/cross-sectional geography and outlet-lean findings.</w:t>
-      </w:r>
-    </w:p>
-    <w:p>
-      <w:pPr>
-        <w:pStyle w:val="font-claude-response-body"/>
-        <w:numPr>
-          <w:ilvl w:val="0"/>
-          <w:numId w:val="1"/>
-        </w:numPr>
-      </w:pPr>
-      <w:r>
-        <w:t xml:space="preserve">Pairs well with Gallagher (above) for the Introduction: local conditions (Egan &amp; Mullin) and media market (Gallagher) both independently shape climate/risk-relevant beliefs — motivates testing both channels (geography and outlet characteristics) on media content itself, which is what this paper does.</w:t>
+        <w:t xml:space="preserve">Key finding: each 3.1°F that local temperature in the past week exceeds normal is associated with a 1 percentage-point increase in the probability of agreeing there is “solid </w:t>
+      </w:r>
+      <w:r>
+        <w:lastRenderedPageBreak/>
+        <w:t>evidence” of global warming; effect is short-lived (essentially gone beyond ~12 days) and largest among the least educated and those with weaker partisan attachment. A demand-side complement to our supply-side (outlet) finding — local conditions shape audience beliefs in the short run, a plausible micro-foundation for why local outlets might also be responsive to locally-salient weather framing, though they study individual beliefs, not media content.</w:t>
+      </w:r>
+    </w:p>
+    <w:p>
+      <w:pPr>
+        <w:pStyle w:val="font-claude-response-body"/>
+        <w:numPr>
+          <w:ilvl w:val="0"/>
+          <w:numId w:val="1"/>
+        </w:numPr>
+      </w:pPr>
+      <w:r>
+        <w:t>Methodological precedent worth noting for Discussion/Conclusion limitations: they exploit quasi-random local weather variation to avoid the standard self-report/selection problems in studying experience-to-attitude links, a cleaner identification strategy than our own largely correlational/cross-sectional geography and outlet-lean findings.</w:t>
+      </w:r>
+    </w:p>
+    <w:p>
+      <w:pPr>
+        <w:pStyle w:val="font-claude-response-body"/>
+        <w:numPr>
+          <w:ilvl w:val="0"/>
+          <w:numId w:val="1"/>
+        </w:numPr>
+      </w:pPr>
+      <w:r>
+        <w:t>Pairs well with Gallagher (above) for the Introduction: local conditions (Egan &amp; Mullin) and media market (Gallagher) both independently shape climate/risk-relevant beliefs — motivates testing both channels (geography and outlet characteristics) on media content itself, which is what this paper does.</w:t>
       </w:r>
     </w:p>
     <w:p/>
